--- a/Зробити в гіті!.docx
+++ b/Зробити в гіті!.docx
@@ -6,11 +6,13 @@
     <w:p>
       <w:pPr>
         <w:rPr>
+          <w:highlight w:val="yellow"/>
           <w:lang w:val="ru-RU"/>
         </w:rPr>
       </w:pPr>
       <w:r>
         <w:rPr>
+          <w:highlight w:val="yellow"/>
           <w:lang w:val="ru-RU"/>
         </w:rPr>
         <w:t>Создать репы</w:t>
@@ -19,11 +21,13 @@
     <w:p>
       <w:pPr>
         <w:rPr>
+          <w:highlight w:val="yellow"/>
           <w:lang w:val="ru-RU"/>
         </w:rPr>
       </w:pPr>
       <w:r>
         <w:rPr>
+          <w:highlight w:val="yellow"/>
           <w:lang w:val="ru-RU"/>
         </w:rPr>
         <w:t>Клонировать репы на локальную машину</w:t>
@@ -37,18 +41,21 @@
       </w:pPr>
       <w:r>
         <w:rPr>
+          <w:highlight w:val="yellow"/>
           <w:lang w:val="ru-RU"/>
         </w:rPr>
         <w:t>Добавить,</w:t>
       </w:r>
       <w:r>
         <w:rPr>
+          <w:highlight w:val="yellow"/>
           <w:lang w:val="uk-UA"/>
         </w:rPr>
         <w:t xml:space="preserve"> </w:t>
       </w:r>
       <w:r>
         <w:rPr>
+          <w:highlight w:val="yellow"/>
           <w:lang w:val="ru-RU"/>
         </w:rPr>
         <w:t>изменить файлы</w:t>
@@ -714,6 +721,7 @@
   <w:style w:type="character" w:default="1" w:styleId="a0">
     <w:name w:val="Default Paragraph Font"/>
     <w:uiPriority w:val="1"/>
+    <w:semiHidden/>
     <w:unhideWhenUsed/>
   </w:style>
   <w:style w:type="table" w:default="1" w:styleId="a1">

--- a/Зробити в гіті!.docx
+++ b/Зробити в гіті!.docx
@@ -6,13 +6,13 @@
     <w:p>
       <w:pPr>
         <w:rPr>
-          <w:highlight w:val="yellow"/>
+          <w:highlight w:val="red"/>
           <w:lang w:val="ru-RU"/>
         </w:rPr>
       </w:pPr>
       <w:r>
         <w:rPr>
-          <w:highlight w:val="yellow"/>
+          <w:highlight w:val="red"/>
           <w:lang w:val="ru-RU"/>
         </w:rPr>
         <w:t>Создать репы</w:t>
@@ -21,13 +21,13 @@
     <w:p>
       <w:pPr>
         <w:rPr>
-          <w:highlight w:val="yellow"/>
+          <w:highlight w:val="red"/>
           <w:lang w:val="ru-RU"/>
         </w:rPr>
       </w:pPr>
       <w:r>
         <w:rPr>
-          <w:highlight w:val="yellow"/>
+          <w:highlight w:val="red"/>
           <w:lang w:val="ru-RU"/>
         </w:rPr>
         <w:t>Клонировать репы на локальную машину</w:t>
@@ -41,21 +41,21 @@
       </w:pPr>
       <w:r>
         <w:rPr>
-          <w:highlight w:val="yellow"/>
+          <w:highlight w:val="red"/>
           <w:lang w:val="ru-RU"/>
         </w:rPr>
         <w:t>Добавить,</w:t>
       </w:r>
       <w:r>
         <w:rPr>
-          <w:highlight w:val="yellow"/>
+          <w:highlight w:val="red"/>
           <w:lang w:val="uk-UA"/>
         </w:rPr>
         <w:t xml:space="preserve"> </w:t>
       </w:r>
       <w:r>
         <w:rPr>
-          <w:highlight w:val="yellow"/>
+          <w:highlight w:val="red"/>
           <w:lang w:val="ru-RU"/>
         </w:rPr>
         <w:t>изменить файлы</w:t>
@@ -97,16 +97,8 @@
         <w:rPr>
           <w:lang w:val="ru-RU"/>
         </w:rPr>
-        <w:t xml:space="preserve">Открыть </w:t>
+        <w:t>Открыть пулл-реквесты</w:t>
       </w:r>
-      <w:proofErr w:type="spellStart"/>
-      <w:r>
-        <w:rPr>
-          <w:lang w:val="ru-RU"/>
-        </w:rPr>
-        <w:t>пулл-реквесты</w:t>
-      </w:r>
-      <w:proofErr w:type="spellEnd"/>
     </w:p>
     <w:sectPr>
       <w:pgSz w:w="11906" w:h="16838"/>
